--- a/landing-page/program-detail/university-of-wolverhampton/llm/01-master-of-laws.docx
+++ b/landing-page/program-detail/university-of-wolverhampton/llm/01-master-of-laws.docx
@@ -54,7 +54,7 @@
         <w:pStyle w:val="Heading2"/>
       </w:pPr>
       <w:r>
-        <w:t>Programme at a Glance</w:t>
+        <w:t>Program at a Glance</w:t>
       </w:r>
     </w:p>
     <w:tbl>
@@ -253,7 +253,7 @@
         <w:pStyle w:val="Heading2"/>
       </w:pPr>
       <w:r>
-        <w:t>Programme Overview</w:t>
+        <w:t>Program Overview</w:t>
       </w:r>
     </w:p>
     <w:p>
@@ -263,7 +263,7 @@
     </w:p>
     <w:p>
       <w:r>
-        <w:t>A useful way to think about it: this degree does not qualify you to practise as a lawyer in the UAE, and no honest page should imply otherwise. What it does is give you a recognised UK master's in law and the trained reasoning to read contracts, assess regulatory exposure, and hold informed conversations with counsel. That profile is increasingly valuable in a market that has added corporate tax, expanded compliance obligations, and kept adding new regulation at speed.</w:t>
+        <w:t>A useful way to think about it: this degree does not qualify you to practise as a lawyer in the UAE, and no honest page should imply otherwise. What it does is give you a recognized UK master's in law and the trained reasoning to read contracts, assess regulatory exposure, and hold informed conversations with counsel. That profile is increasingly valuable in a market that has added corporate tax, expanded compliance obligations, and kept adding new regulation at speed.</w:t>
       </w:r>
     </w:p>
     <w:p>
@@ -271,15 +271,12 @@
         <w:pStyle w:val="Heading2"/>
       </w:pPr>
       <w:r>
-        <w:t>Why Choose This Programme</w:t>
+        <w:t>Why This Program</w:t>
       </w:r>
     </w:p>
     <w:p>
       <w:r>
-        <w:rPr>
-          <w:b/>
-        </w:rPr>
-        <w:t>A UK university award, full stop</w:t>
+        <w:t>**A UK university award, full stop**</w:t>
       </w:r>
     </w:p>
     <w:p>
@@ -289,23 +286,17 @@
     </w:p>
     <w:p>
       <w:r>
-        <w:rPr>
-          <w:b/>
-        </w:rPr>
-        <w:t>Law for people inside business</w:t>
+        <w:t>**Law for people inside business**</w:t>
       </w:r>
     </w:p>
     <w:p>
       <w:r>
-        <w:t>The programme suits managers, finance leads, founders, and HR professionals whose daily decisions carry legal weight.</w:t>
+        <w:t>The program suits managers, finance leads, founders, and HR professionals whose daily decisions carry legal weight.</w:t>
       </w:r>
     </w:p>
     <w:p>
       <w:r>
-        <w:rPr>
-          <w:b/>
-        </w:rPr>
-        <w:t>Dissertation rooted in your work</w:t>
+        <w:t>**Dissertation rooted in your work**</w:t>
       </w:r>
     </w:p>
     <w:p>
@@ -315,10 +306,7 @@
     </w:p>
     <w:p>
       <w:r>
-        <w:rPr>
-          <w:b/>
-        </w:rPr>
-        <w:t>Trained legal reasoning</w:t>
+        <w:t>**Trained legal reasoning**</w:t>
       </w:r>
     </w:p>
     <w:p>
@@ -328,10 +316,7 @@
     </w:p>
     <w:p>
       <w:r>
-        <w:rPr>
-          <w:b/>
-        </w:rPr>
-        <w:t>Pacing that survives employment</w:t>
+        <w:t>**Pacing that survives employment**</w:t>
       </w:r>
     </w:p>
     <w:p>
@@ -341,10 +326,7 @@
     </w:p>
     <w:p>
       <w:r>
-        <w:rPr>
-          <w:b/>
-        </w:rPr>
-        <w:t>Credential that travels</w:t>
+        <w:t>**Credential that travels**</w:t>
       </w:r>
     </w:p>
     <w:p>
@@ -354,13 +336,7 @@
     </w:p>
     <w:p>
       <w:r>
-        <w:rPr>
-          <w:b/>
-        </w:rPr>
-        <w:t xml:space="preserve">Honest take: </w:t>
-      </w:r>
-      <w:r>
-        <w:t>if you want to practise law in the UAE, you need local licensing through the relevant authority, and this degree is a step on that path rather than the licence itself. For everyone else, it is legal literacy with a recognised award attached.</w:t>
+        <w:t>Honest take: if you want to practise law in the UAE, you need local licensing through the relevant authority, and this degree is a step on that path rather than the license itself. For everyone else, it is legal literacy with a recognized award attached.</w:t>
       </w:r>
     </w:p>
     <w:p>
@@ -533,7 +509,7 @@
         <w:pStyle w:val="Heading2"/>
       </w:pPr>
       <w:r>
-        <w:t>Programme Structure</w:t>
+        <w:t>Program Structure</w:t>
       </w:r>
     </w:p>
     <w:p>
@@ -599,7 +575,7 @@
         <w:pStyle w:val="ListBullet"/>
       </w:pPr>
       <w:r>
-        <w:t>Instalment plans in AED</w:t>
+        <w:t>Installment plans in AED</w:t>
       </w:r>
     </w:p>
     <w:p>
@@ -679,7 +655,7 @@
         <w:pStyle w:val="ListBullet"/>
       </w:pPr>
       <w:r>
-        <w:t>Programme fee range across the portfolio: AED 16,000 to AED 40,000</w:t>
+        <w:t>Program fee range across the portfolio: AED 16,000 to AED 40,000</w:t>
       </w:r>
     </w:p>
     <w:p>
@@ -687,7 +663,7 @@
         <w:pStyle w:val="ListBullet"/>
       </w:pPr>
       <w:r>
-        <w:t>Exact fee for this programme: confirmed in writing at admission</w:t>
+        <w:t>Exact fee for this program: confirmed in writing at admission</w:t>
       </w:r>
     </w:p>
     <w:p>
@@ -695,7 +671,7 @@
         <w:pStyle w:val="ListBullet"/>
       </w:pPr>
       <w:r>
-        <w:t>Instalments in AED available</w:t>
+        <w:t>Installments in AED available</w:t>
       </w:r>
     </w:p>
     <w:p>
@@ -716,7 +692,7 @@
     </w:p>
     <w:p>
       <w:r>
-        <w:t>A written quote lands before any payment commitment. Every programme we place works this way.</w:t>
+        <w:t>A written quote lands before any payment commitment. Every program we place works this way.</w:t>
       </w:r>
     </w:p>
     <w:sectPr>
